--- a/templates/TransportCostsCertificate.docx
+++ b/templates/TransportCostsCertificate.docx
@@ -248,9 +248,253 @@
         </w:r>
       </w:hyperlink>
     </w:p>
-    <w:p>
-      <w:pPr>
-        <w:spacing w:line="240" w:lineRule="auto"/>
+    <w:tbl>
+      <w:tblPr>
+        <w:tblStyle w:val="TableGrid"/>
+        <w:tblW w:w="0" w:type="auto"/>
+        <w:tblBorders>
+          <w:top w:val="none" w:sz="0" w:space="0" w:color="auto"/>
+          <w:left w:val="none" w:sz="0" w:space="0" w:color="auto"/>
+          <w:bottom w:val="none" w:sz="0" w:space="0" w:color="auto"/>
+          <w:right w:val="none" w:sz="0" w:space="0" w:color="auto"/>
+          <w:insideH w:val="none" w:sz="0" w:space="0" w:color="auto"/>
+          <w:insideV w:val="none" w:sz="0" w:space="0" w:color="auto"/>
+        </w:tblBorders>
+        <w:tblLook w:val="04A0" w:firstRow="1" w:lastRow="0" w:firstColumn="1" w:lastColumn="0" w:noHBand="0" w:noVBand="1"/>
+      </w:tblPr>
+      <w:tblGrid>
+        <w:gridCol w:w="4814"/>
+        <w:gridCol w:w="4815"/>
+      </w:tblGrid>
+      <w:tr>
+        <w:tc>
+          <w:tcPr>
+            <w:tcW w:w="4814" w:type="dxa"/>
+          </w:tcPr>
+          <w:p>
+            <w:pPr>
+              <w:rPr>
+                <w:rStyle w:val="Hyperlink"/>
+                <w:rFonts w:ascii="Times New Roman" w:hAnsi="Times New Roman" w:cs="Times New Roman"/>
+                <w:b/>
+                <w:color w:val="auto"/>
+                <w:lang w:eastAsia="uk-UA"/>
+              </w:rPr>
+            </w:pPr>
+            <w:r>
+              <w:rPr>
+                <w:rStyle w:val="Hyperlink"/>
+                <w:rFonts w:ascii="Times New Roman" w:hAnsi="Times New Roman" w:cs="Times New Roman"/>
+                <w:b/>
+                <w:color w:val="auto"/>
+                <w:sz w:val="28"/>
+                <w:szCs w:val="28"/>
+                <w:u w:val="none"/>
+                <w:lang w:eastAsia="uk-UA"/>
+              </w:rPr>
+              <w:t xml:space="preserve">№ </w:t>
+            </w:r>
+            <w:r>
+              <w:rPr>
+                <w:rFonts w:ascii="Times New Roman" w:hAnsi="Times New Roman" w:cs="Times New Roman"/>
+                <w:b/>
+                <w:sz w:val="28"/>
+                <w:szCs w:val="28"/>
+                <w:lang w:eastAsia="uk-UA"/>
+              </w:rPr>
+              <w:t>{</w:t>
+            </w:r>
+            <w:proofErr w:type="spellStart"/>
+            <w:r>
+              <w:rPr>
+                <w:rFonts w:ascii="Times New Roman" w:hAnsi="Times New Roman" w:cs="Times New Roman"/>
+                <w:b/>
+                <w:sz w:val="28"/>
+                <w:szCs w:val="28"/>
+                <w:lang w:eastAsia="uk-UA"/>
+              </w:rPr>
+              <w:t>transportCostsCertificateNumber</w:t>
+            </w:r>
+            <w:proofErr w:type="spellEnd"/>
+            <w:r>
+              <w:rPr>
+                <w:rFonts w:ascii="Times New Roman" w:hAnsi="Times New Roman" w:cs="Times New Roman"/>
+                <w:b/>
+                <w:sz w:val="28"/>
+                <w:szCs w:val="28"/>
+                <w:lang w:eastAsia="uk-UA"/>
+              </w:rPr>
+              <w:t>}</w:t>
+            </w:r>
+            <w:r>
+              <w:rPr>
+                <w:rStyle w:val="Hyperlink"/>
+                <w:rFonts w:ascii="Times New Roman" w:hAnsi="Times New Roman" w:cs="Times New Roman"/>
+                <w:b/>
+                <w:color w:val="auto"/>
+                <w:sz w:val="28"/>
+                <w:szCs w:val="28"/>
+                <w:u w:val="none"/>
+                <w:lang w:eastAsia="uk-UA"/>
+              </w:rPr>
+              <w:t xml:space="preserve"> від </w:t>
+            </w:r>
+            <w:r>
+              <w:rPr>
+                <w:rFonts w:ascii="Times New Roman" w:hAnsi="Times New Roman" w:cs="Times New Roman"/>
+                <w:b/>
+                <w:sz w:val="28"/>
+                <w:szCs w:val="28"/>
+                <w:lang w:eastAsia="uk-UA"/>
+              </w:rPr>
+              <w:t>{</w:t>
+            </w:r>
+            <w:proofErr w:type="spellStart"/>
+            <w:r>
+              <w:rPr>
+                <w:rFonts w:ascii="Times New Roman" w:hAnsi="Times New Roman" w:cs="Times New Roman"/>
+                <w:b/>
+                <w:sz w:val="28"/>
+                <w:szCs w:val="28"/>
+                <w:lang w:eastAsia="uk-UA"/>
+              </w:rPr>
+              <w:t>transportCostsCertificateDate</w:t>
+            </w:r>
+            <w:proofErr w:type="spellEnd"/>
+            <w:r>
+              <w:rPr>
+                <w:rFonts w:ascii="Times New Roman" w:hAnsi="Times New Roman" w:cs="Times New Roman"/>
+                <w:b/>
+                <w:sz w:val="28"/>
+                <w:szCs w:val="28"/>
+                <w:lang w:eastAsia="uk-UA"/>
+              </w:rPr>
+              <w:t>}</w:t>
+            </w:r>
+            <w:r>
+              <w:rPr>
+                <w:rStyle w:val="Hyperlink"/>
+                <w:rFonts w:ascii="Times New Roman" w:hAnsi="Times New Roman" w:cs="Times New Roman"/>
+                <w:b/>
+                <w:color w:val="auto"/>
+                <w:sz w:val="28"/>
+                <w:szCs w:val="28"/>
+                <w:u w:val="none"/>
+                <w:lang w:eastAsia="uk-UA"/>
+              </w:rPr>
+              <w:t xml:space="preserve">   </w:t>
+            </w:r>
+            <w:r>
+              <w:rPr>
+                <w:rStyle w:val="Hyperlink"/>
+                <w:rFonts w:ascii="Times New Roman" w:hAnsi="Times New Roman" w:cs="Times New Roman"/>
+                <w:b/>
+                <w:color w:val="auto"/>
+                <w:sz w:val="28"/>
+                <w:szCs w:val="28"/>
+                <w:u w:val="none"/>
+                <w:lang w:eastAsia="uk-UA"/>
+              </w:rPr>
+              <w:t xml:space="preserve">                                    </w:t>
+            </w:r>
+          </w:p>
+        </w:tc>
+        <w:tc>
+          <w:tcPr>
+            <w:tcW w:w="4815" w:type="dxa"/>
+          </w:tcPr>
+          <w:p>
+            <w:pPr>
+              <w:jc w:val="right"/>
+              <w:rPr>
+                <w:rStyle w:val="Hyperlink"/>
+                <w:rFonts w:ascii="Times New Roman" w:hAnsi="Times New Roman" w:cs="Times New Roman"/>
+                <w:b/>
+                <w:color w:val="auto"/>
+                <w:sz w:val="28"/>
+                <w:szCs w:val="28"/>
+                <w:u w:val="none"/>
+                <w:lang w:eastAsia="uk-UA"/>
+              </w:rPr>
+            </w:pPr>
+            <w:r>
+              <w:rPr>
+                <w:rFonts w:ascii="Times New Roman" w:hAnsi="Times New Roman" w:cs="Times New Roman"/>
+                <w:b/>
+                <w:sz w:val="28"/>
+                <w:szCs w:val="28"/>
+                <w:lang w:eastAsia="uk-UA"/>
+              </w:rPr>
+              <w:t>{</w:t>
+            </w:r>
+            <w:proofErr w:type="spellStart"/>
+            <w:r>
+              <w:rPr>
+                <w:rFonts w:ascii="Times New Roman" w:hAnsi="Times New Roman" w:cs="Times New Roman"/>
+                <w:b/>
+                <w:sz w:val="28"/>
+                <w:szCs w:val="28"/>
+                <w:lang w:eastAsia="uk-UA"/>
+              </w:rPr>
+              <w:t>transportCostsCertificateRecipient</w:t>
+            </w:r>
+            <w:proofErr w:type="spellEnd"/>
+            <w:r>
+              <w:rPr>
+                <w:rFonts w:ascii="Times New Roman" w:hAnsi="Times New Roman" w:cs="Times New Roman"/>
+                <w:b/>
+                <w:sz w:val="28"/>
+                <w:szCs w:val="28"/>
+                <w:lang w:eastAsia="uk-UA"/>
+              </w:rPr>
+              <w:t>}</w:t>
+            </w:r>
+            <w:r>
+              <w:rPr>
+                <w:rStyle w:val="Hyperlink"/>
+                <w:rFonts w:ascii="Times New Roman" w:hAnsi="Times New Roman" w:cs="Times New Roman"/>
+                <w:b/>
+                <w:color w:val="auto"/>
+                <w:sz w:val="28"/>
+                <w:szCs w:val="28"/>
+                <w:u w:val="none"/>
+                <w:lang w:eastAsia="uk-UA"/>
+              </w:rPr>
+              <w:t xml:space="preserve">                                                                          </w:t>
+            </w:r>
+            <w:r>
+              <w:rPr>
+                <w:rStyle w:val="Hyperlink"/>
+                <w:rFonts w:ascii="Times New Roman" w:hAnsi="Times New Roman" w:cs="Times New Roman"/>
+                <w:b/>
+                <w:color w:val="auto"/>
+                <w:sz w:val="28"/>
+                <w:szCs w:val="28"/>
+                <w:u w:val="none"/>
+                <w:lang w:eastAsia="uk-UA"/>
+              </w:rPr>
+              <w:t xml:space="preserve">                          </w:t>
+            </w:r>
+          </w:p>
+          <w:p>
+            <w:pPr>
+              <w:jc w:val="right"/>
+              <w:rPr>
+                <w:rStyle w:val="Hyperlink"/>
+                <w:rFonts w:ascii="Times New Roman" w:hAnsi="Times New Roman" w:cs="Times New Roman"/>
+                <w:b/>
+                <w:color w:val="auto"/>
+                <w:lang w:eastAsia="uk-UA"/>
+              </w:rPr>
+            </w:pPr>
+          </w:p>
+        </w:tc>
+      </w:tr>
+    </w:tbl>
+    <w:p>
+      <w:pPr>
+        <w:spacing w:line="240" w:lineRule="auto"/>
+        <w:jc w:val="center"/>
         <w:rPr>
           <w:rStyle w:val="Hyperlink"/>
           <w:rFonts w:ascii="Times New Roman" w:hAnsi="Times New Roman" w:cs="Times New Roman"/>
@@ -273,41 +517,13 @@
           <w:u w:val="none"/>
           <w:lang w:eastAsia="uk-UA"/>
         </w:rPr>
-        <w:t xml:space="preserve">№ </w:t>
-      </w:r>
-      <w:r>
-        <w:rPr>
-          <w:rFonts w:ascii="Times New Roman" w:hAnsi="Times New Roman" w:cs="Times New Roman"/>
-          <w:b/>
-          <w:sz w:val="28"/>
-          <w:szCs w:val="28"/>
-          <w:lang w:eastAsia="uk-UA"/>
-        </w:rPr>
-        <w:t>{</w:t>
-      </w:r>
-      <w:proofErr w:type="spellStart"/>
-      <w:r>
-        <w:rPr>
-          <w:rFonts w:ascii="Times New Roman" w:hAnsi="Times New Roman" w:cs="Times New Roman"/>
-          <w:b/>
-          <w:sz w:val="28"/>
-          <w:szCs w:val="28"/>
-          <w:lang w:eastAsia="uk-UA"/>
-        </w:rPr>
-        <w:t>transportCostsCertificateNumber</w:t>
-      </w:r>
-      <w:proofErr w:type="spellEnd"/>
-      <w:r>
-        <w:rPr>
-          <w:rFonts w:ascii="Times New Roman" w:hAnsi="Times New Roman" w:cs="Times New Roman"/>
-          <w:b/>
-          <w:sz w:val="28"/>
-          <w:szCs w:val="28"/>
-          <w:lang w:eastAsia="uk-UA"/>
-        </w:rPr>
-        <w:t>}</w:t>
-      </w:r>
-      <w:r>
+        <w:t>Довідка</w:t>
+      </w:r>
+    </w:p>
+    <w:p>
+      <w:pPr>
+        <w:spacing w:line="240" w:lineRule="auto"/>
+        <w:jc w:val="center"/>
         <w:rPr>
           <w:rStyle w:val="Hyperlink"/>
           <w:rFonts w:ascii="Times New Roman" w:hAnsi="Times New Roman" w:cs="Times New Roman"/>
@@ -318,40 +534,7 @@
           <w:u w:val="none"/>
           <w:lang w:eastAsia="uk-UA"/>
         </w:rPr>
-        <w:t xml:space="preserve"> від </w:t>
-      </w:r>
-      <w:r>
-        <w:rPr>
-          <w:rFonts w:ascii="Times New Roman" w:hAnsi="Times New Roman" w:cs="Times New Roman"/>
-          <w:b/>
-          <w:sz w:val="28"/>
-          <w:szCs w:val="28"/>
-          <w:lang w:eastAsia="uk-UA"/>
-        </w:rPr>
-        <w:t>{</w:t>
-      </w:r>
-      <w:proofErr w:type="spellStart"/>
-      <w:r>
-        <w:rPr>
-          <w:rFonts w:ascii="Times New Roman" w:hAnsi="Times New Roman" w:cs="Times New Roman"/>
-          <w:b/>
-          <w:sz w:val="28"/>
-          <w:szCs w:val="28"/>
-          <w:lang w:eastAsia="uk-UA"/>
-        </w:rPr>
-        <w:t>transportCostsCertificateDate</w:t>
-      </w:r>
-      <w:proofErr w:type="spellEnd"/>
-      <w:r>
-        <w:rPr>
-          <w:rFonts w:ascii="Times New Roman" w:hAnsi="Times New Roman" w:cs="Times New Roman"/>
-          <w:b/>
-          <w:sz w:val="28"/>
-          <w:szCs w:val="28"/>
-          <w:lang w:eastAsia="uk-UA"/>
-        </w:rPr>
-        <w:t>}</w:t>
-      </w:r>
+      </w:pPr>
       <w:r>
         <w:rPr>
           <w:rStyle w:val="Hyperlink"/>
@@ -363,229 +546,120 @@
           <w:u w:val="none"/>
           <w:lang w:eastAsia="uk-UA"/>
         </w:rPr>
-        <w:t xml:space="preserve">   </w:t>
-      </w:r>
-      <w:r>
-        <w:rPr>
-          <w:rStyle w:val="Hyperlink"/>
-          <w:rFonts w:ascii="Times New Roman" w:hAnsi="Times New Roman" w:cs="Times New Roman"/>
-          <w:b/>
-          <w:color w:val="auto"/>
+        <w:t>про транспортні витрати</w:t>
+      </w:r>
+    </w:p>
+    <w:p>
+      <w:pPr>
+        <w:pStyle w:val="NormalWeb"/>
+      </w:pPr>
+      <w:r>
+        <w:t>Наступним повідомляємо, що витрати, пов’язані з доставкою вантажу для {transportCostsCustomerCompany} автомобілем {transportCostsVehicle}, становлять:</w:t>
+      </w:r>
+    </w:p>
+    <w:p>
+      <w:pPr>
+        <w:pStyle w:val="NormalWeb"/>
+      </w:pPr>
+      <w:r>
+        <w:t>{#transportCostSegments}</w:t>
+      </w:r>
+      <w:r>
+        <w:br/>
+        <w:t>від {from} до {to}, відстань {distanceKm} ({distanceKmWords} км), вартість перевезення — {amount} грн ({amountWords}).</w:t>
+      </w:r>
+      <w:r>
+        <w:br/>
+        <w:t>{/transportCostSegments}</w:t>
+      </w:r>
+    </w:p>
+    <w:p>
+      <w:pPr>
+        <w:ind w:firstLine="567"/>
+        <w:rPr>
+          <w:rFonts w:ascii="Times New Roman" w:hAnsi="Times New Roman" w:cs="Times New Roman"/>
+          <w:b/>
           <w:sz w:val="28"/>
           <w:szCs w:val="28"/>
-          <w:u w:val="none"/>
-          <w:lang w:eastAsia="uk-UA"/>
-        </w:rPr>
-        <w:t xml:space="preserve">                                    </w:t>
-      </w:r>
-      <w:r>
+        </w:rPr>
+      </w:pPr>
+    </w:p>
+    <w:p>
+      <w:pPr>
+        <w:jc w:val="center"/>
         <w:rPr>
           <w:rFonts w:ascii="Times New Roman" w:hAnsi="Times New Roman" w:cs="Times New Roman"/>
           <w:b/>
           <w:sz w:val="28"/>
           <w:szCs w:val="28"/>
-          <w:lang w:eastAsia="uk-UA"/>
-        </w:rPr>
-        <w:t>{</w:t>
-      </w:r>
-      <w:proofErr w:type="spellStart"/>
+        </w:rPr>
+      </w:pPr>
       <w:r>
         <w:rPr>
           <w:rFonts w:ascii="Times New Roman" w:hAnsi="Times New Roman" w:cs="Times New Roman"/>
           <w:b/>
           <w:sz w:val="28"/>
           <w:szCs w:val="28"/>
-          <w:lang w:eastAsia="uk-UA"/>
-        </w:rPr>
-        <w:t>transportCostsCertificateRecipient</w:t>
-      </w:r>
-      <w:proofErr w:type="spellEnd"/>
+        </w:rPr>
+        <w:t>{</w:t>
+      </w:r>
+      <w:proofErr w:type="spellStart"/>
       <w:r>
         <w:rPr>
           <w:rFonts w:ascii="Times New Roman" w:hAnsi="Times New Roman" w:cs="Times New Roman"/>
           <w:b/>
           <w:sz w:val="28"/>
           <w:szCs w:val="28"/>
-          <w:lang w:eastAsia="uk-UA"/>
-        </w:rPr>
-        <w:t>}</w:t>
-      </w:r>
-      <w:r>
-        <w:rPr>
-          <w:rStyle w:val="Hyperlink"/>
-          <w:rFonts w:ascii="Times New Roman" w:hAnsi="Times New Roman" w:cs="Times New Roman"/>
-          <w:b/>
-          <w:color w:val="auto"/>
+        </w:rPr>
+        <w:t>cargoInsuranceText</w:t>
+      </w:r>
+      <w:proofErr w:type="spellEnd"/>
+      <w:r>
+        <w:rPr>
+          <w:rFonts w:ascii="Times New Roman" w:hAnsi="Times New Roman" w:cs="Times New Roman"/>
+          <w:b/>
           <w:sz w:val="28"/>
           <w:szCs w:val="28"/>
-          <w:u w:val="none"/>
-          <w:lang w:eastAsia="uk-UA"/>
-        </w:rPr>
-        <w:t xml:space="preserve">                                                                          </w:t>
-      </w:r>
-      <w:r>
-        <w:rPr>
-          <w:rStyle w:val="Hyperlink"/>
-          <w:rFonts w:ascii="Times New Roman" w:hAnsi="Times New Roman" w:cs="Times New Roman"/>
-          <w:b/>
-          <w:color w:val="auto"/>
+        </w:rPr>
+        <w:t>}</w:t>
+      </w:r>
+      <w:r>
+        <w:rPr>
+          <w:rFonts w:ascii="Times New Roman" w:hAnsi="Times New Roman" w:cs="Times New Roman"/>
+          <w:b/>
           <w:sz w:val="28"/>
           <w:szCs w:val="28"/>
-          <w:u w:val="none"/>
-          <w:lang w:eastAsia="uk-UA"/>
-        </w:rPr>
-        <w:t xml:space="preserve">                          </w:t>
-      </w:r>
-    </w:p>
-    <w:p>
-      <w:pPr>
-        <w:spacing w:line="240" w:lineRule="auto"/>
-        <w:jc w:val="center"/>
-        <w:rPr>
-          <w:rStyle w:val="Hyperlink"/>
-          <w:rFonts w:ascii="Times New Roman" w:hAnsi="Times New Roman" w:cs="Times New Roman"/>
-          <w:b/>
-          <w:color w:val="auto"/>
+        </w:rPr>
+        <w:br/>
+      </w:r>
+      <w:r>
+        <w:rPr>
+          <w:rFonts w:ascii="Times New Roman" w:hAnsi="Times New Roman" w:cs="Times New Roman"/>
+          <w:b/>
           <w:sz w:val="28"/>
           <w:szCs w:val="28"/>
-          <w:u w:val="none"/>
-          <w:lang w:eastAsia="uk-UA"/>
-        </w:rPr>
-      </w:pPr>
-      <w:r>
-        <w:rPr>
-          <w:rStyle w:val="Hyperlink"/>
-          <w:rFonts w:ascii="Times New Roman" w:hAnsi="Times New Roman" w:cs="Times New Roman"/>
-          <w:b/>
-          <w:color w:val="auto"/>
+        </w:rPr>
+        <w:t>{</w:t>
+      </w:r>
+      <w:proofErr w:type="spellStart"/>
+      <w:r>
+        <w:rPr>
+          <w:rFonts w:ascii="Times New Roman" w:hAnsi="Times New Roman" w:cs="Times New Roman"/>
+          <w:b/>
           <w:sz w:val="28"/>
           <w:szCs w:val="28"/>
-          <w:u w:val="none"/>
-          <w:lang w:eastAsia="uk-UA"/>
-        </w:rPr>
-        <w:t>Довідка</w:t>
-      </w:r>
-    </w:p>
-    <w:p>
-      <w:pPr>
-        <w:spacing w:line="240" w:lineRule="auto"/>
-        <w:jc w:val="center"/>
-        <w:rPr>
-          <w:rStyle w:val="Hyperlink"/>
-          <w:rFonts w:ascii="Times New Roman" w:hAnsi="Times New Roman" w:cs="Times New Roman"/>
-          <w:b/>
-          <w:color w:val="auto"/>
+        </w:rPr>
+        <w:t>loadingWorksText</w:t>
+      </w:r>
+      <w:proofErr w:type="spellEnd"/>
+      <w:r>
+        <w:rPr>
+          <w:rFonts w:ascii="Times New Roman" w:hAnsi="Times New Roman" w:cs="Times New Roman"/>
+          <w:b/>
           <w:sz w:val="28"/>
           <w:szCs w:val="28"/>
-          <w:u w:val="none"/>
-          <w:lang w:eastAsia="uk-UA"/>
-        </w:rPr>
-      </w:pPr>
-      <w:r>
-        <w:rPr>
-          <w:rStyle w:val="Hyperlink"/>
-          <w:rFonts w:ascii="Times New Roman" w:hAnsi="Times New Roman" w:cs="Times New Roman"/>
-          <w:b/>
-          <w:color w:val="auto"/>
-          <w:sz w:val="28"/>
-          <w:szCs w:val="28"/>
-          <w:u w:val="none"/>
-          <w:lang w:eastAsia="uk-UA"/>
-        </w:rPr>
-        <w:t>про транспортні витрати</w:t>
-      </w:r>
-    </w:p>
-    <w:p>
-      <w:pPr>
-        <w:pStyle w:val="NormalWeb"/>
-      </w:pPr>
-      <w:r>
-        <w:t>Наступним повідомляємо, що витрати, пов’язані з доставкою вантажу для {transportCostsCustomerCompany} автомобілем {transportCostsVehicle}, становлять:</w:t>
-      </w:r>
-    </w:p>
-    <w:p>
-      <w:pPr>
-        <w:pStyle w:val="NormalWeb"/>
-      </w:pPr>
-      <w:r>
-        <w:t>{#transportCostSegments}</w:t>
-      </w:r>
-      <w:r>
-        <w:br/>
-        <w:t>від {from} до {to}, відстань {distanceKm} ({distanceKmWords} км), вартість перевезення — {amount} грн ({amountWords}).</w:t>
-      </w:r>
-      <w:r>
-        <w:br/>
-        <w:t>{/transportCostSegments}</w:t>
-      </w:r>
-    </w:p>
-    <w:p>
-      <w:pPr>
-        <w:ind w:firstLine="567"/>
-        <w:rPr>
-          <w:rFonts w:ascii="Times New Roman" w:hAnsi="Times New Roman" w:cs="Times New Roman"/>
-          <w:b/>
-          <w:sz w:val="28"/>
-          <w:szCs w:val="28"/>
-        </w:rPr>
-      </w:pPr>
-    </w:p>
-    <w:p>
-      <w:pPr>
-        <w:jc w:val="center"/>
-        <w:rPr>
-          <w:rFonts w:ascii="Times New Roman" w:hAnsi="Times New Roman" w:cs="Times New Roman"/>
-          <w:b/>
-          <w:sz w:val="28"/>
-          <w:szCs w:val="28"/>
-        </w:rPr>
-      </w:pPr>
-      <w:r>
-        <w:rPr>
-          <w:rFonts w:ascii="Times New Roman" w:hAnsi="Times New Roman" w:cs="Times New Roman"/>
-          <w:b/>
-          <w:sz w:val="28"/>
-          <w:szCs w:val="28"/>
-        </w:rPr>
-        <w:t>{</w:t>
-      </w:r>
-      <w:proofErr w:type="spellStart"/>
-      <w:r>
-        <w:rPr>
-          <w:rFonts w:ascii="Times New Roman" w:hAnsi="Times New Roman" w:cs="Times New Roman"/>
-          <w:b/>
-          <w:sz w:val="28"/>
-          <w:szCs w:val="28"/>
-        </w:rPr>
-        <w:t>cargoInsuranceText</w:t>
-      </w:r>
-      <w:proofErr w:type="spellEnd"/>
-      <w:r>
-        <w:rPr>
-          <w:rFonts w:ascii="Times New Roman" w:hAnsi="Times New Roman" w:cs="Times New Roman"/>
-          <w:b/>
-          <w:sz w:val="28"/>
-          <w:szCs w:val="28"/>
         </w:rPr>
         <w:t>}</w:t>
-      </w:r>
-      <w:r>
-        <w:rPr>
-          <w:rFonts w:ascii="Times New Roman" w:hAnsi="Times New Roman" w:cs="Times New Roman"/>
-          <w:b/>
-          <w:sz w:val="28"/>
-          <w:szCs w:val="28"/>
-        </w:rPr>
-        <w:br/>
-      </w:r>
-      <w:r>
-        <w:rPr>
-          <w:rFonts w:ascii="Times New Roman" w:hAnsi="Times New Roman" w:cs="Times New Roman"/>
-          <w:b/>
-          <w:sz w:val="28"/>
-          <w:szCs w:val="28"/>
-        </w:rPr>
-        <w:t>{loadingWorksText}</w:t>
       </w:r>
     </w:p>
     <w:p>
@@ -1184,6 +1258,25 @@
       <w:lang w:val="en-UA" w:eastAsia="en-GB"/>
     </w:rPr>
   </w:style>
+  <w:style w:type="table" w:styleId="TableGrid">
+    <w:name w:val="Table Grid"/>
+    <w:basedOn w:val="TableNormal"/>
+    <w:uiPriority w:val="59"/>
+    <w:rsid w:val="006D56DE"/>
+    <w:pPr>
+      <w:spacing w:after="0" w:line="240" w:lineRule="auto"/>
+    </w:pPr>
+    <w:tblPr>
+      <w:tblBorders>
+        <w:top w:val="single" w:sz="4" w:space="0" w:color="auto"/>
+        <w:left w:val="single" w:sz="4" w:space="0" w:color="auto"/>
+        <w:bottom w:val="single" w:sz="4" w:space="0" w:color="auto"/>
+        <w:right w:val="single" w:sz="4" w:space="0" w:color="auto"/>
+        <w:insideH w:val="single" w:sz="4" w:space="0" w:color="auto"/>
+        <w:insideV w:val="single" w:sz="4" w:space="0" w:color="auto"/>
+      </w:tblBorders>
+    </w:tblPr>
+  </w:style>
 </w:styles>
 </file>
 
